--- a/UC Application/UC Application_Tommy 7.docx
+++ b/UC Application/UC Application_Tommy 7.docx
@@ -5,50 +5,50 @@
     <w:p>
       <w:pPr>
         <w:rPr>
+          <w:rFonts w:ascii="Times New Roman" w:hAnsi="Times New Roman" w:cs="Times New Roman"/>
+          <w:sz w:val="24"/>
+        </w:rPr>
+      </w:pPr>
+      <w:r>
+        <w:rPr>
+          <w:rFonts w:ascii="Times New Roman" w:hAnsi="Times New Roman" w:cs="Times New Roman"/>
+          <w:sz w:val="24"/>
+        </w:rPr>
+        <w:t>I ha</w:t>
+      </w:r>
+      <w:r>
+        <w:rPr>
           <w:rFonts w:ascii="Times New Roman" w:hAnsi="Times New Roman" w:cs="Times New Roman" w:hint="eastAsia"/>
           <w:sz w:val="24"/>
         </w:rPr>
-      </w:pPr>
-      <w:r>
-        <w:rPr>
-          <w:rFonts w:ascii="Times New Roman" w:hAnsi="Times New Roman" w:cs="Times New Roman"/>
-          <w:sz w:val="24"/>
-        </w:rPr>
-        <w:t>I ha</w:t>
+        <w:t>ve</w:t>
+      </w:r>
+      <w:r>
+        <w:rPr>
+          <w:rFonts w:ascii="Times New Roman" w:hAnsi="Times New Roman" w:cs="Times New Roman"/>
+          <w:sz w:val="24"/>
+        </w:rPr>
+        <w:t xml:space="preserve"> be</w:t>
+      </w:r>
+      <w:r>
+        <w:rPr>
+          <w:rFonts w:ascii="Times New Roman" w:hAnsi="Times New Roman" w:cs="Times New Roman"/>
+          <w:sz w:val="24"/>
+        </w:rPr>
+        <w:t>en</w:t>
+      </w:r>
+      <w:r>
+        <w:rPr>
+          <w:rFonts w:ascii="Times New Roman" w:hAnsi="Times New Roman" w:cs="Times New Roman"/>
+          <w:sz w:val="24"/>
+        </w:rPr>
+        <w:t xml:space="preserve"> a volunteer about classify the trash in my community. The responsibility for me is teaching people how to classify or recognize the trash and know which bin the garbage should be thrown into. At first, I feel very tired because I stand for a long time and the weather is very hot. To be more specific, I need to play an instructor near the trash can and teach people who come to throw garbage to distinguish the types of garbage and know which bin they should be thrown into. Some old people don't know the words on the bin, so I help them. For example, some people want to throw battery into normal bin, I stop them and tell them it is very harmful.</w:t>
       </w:r>
       <w:r>
         <w:rPr>
           <w:rFonts w:ascii="Times New Roman" w:hAnsi="Times New Roman" w:cs="Times New Roman" w:hint="eastAsia"/>
           <w:sz w:val="24"/>
         </w:rPr>
-        <w:t>ve</w:t>
-      </w:r>
-      <w:r>
-        <w:rPr>
-          <w:rFonts w:ascii="Times New Roman" w:hAnsi="Times New Roman" w:cs="Times New Roman"/>
-          <w:sz w:val="24"/>
-        </w:rPr>
-        <w:t xml:space="preserve"> be</w:t>
-      </w:r>
-      <w:r>
-        <w:rPr>
-          <w:rFonts w:ascii="Times New Roman" w:hAnsi="Times New Roman" w:cs="Times New Roman"/>
-          <w:sz w:val="24"/>
-        </w:rPr>
-        <w:t>en</w:t>
-      </w:r>
-      <w:r>
-        <w:rPr>
-          <w:rFonts w:ascii="Times New Roman" w:hAnsi="Times New Roman" w:cs="Times New Roman"/>
-          <w:sz w:val="24"/>
-        </w:rPr>
-        <w:t xml:space="preserve"> a volunteer about classify the trash in my community. The responsibility for me is teaching people how to classify or recognize the trash and know which bin the garbage should be thrown into. At first, I feel very tired because I stand for a long time and the weather is very hot. To be more specific, I need to play an instructor near the trash can and teach people who come to throw garbage to distinguish the types of garbage and know which bin they should be thrown into. Some old people don't know the words on the bin, so I help them. For example, some people want to throw battery into normal bin, I stop them and tell them it is very harmful.</w:t>
-      </w:r>
-      <w:r>
-        <w:rPr>
-          <w:rFonts w:ascii="Times New Roman" w:hAnsi="Times New Roman" w:cs="Times New Roman" w:hint="eastAsia"/>
-          <w:sz w:val="24"/>
-        </w:rPr>
         <w:t xml:space="preserve"> </w:t>
       </w:r>
       <w:r>
@@ -56,39 +56,564 @@
           <w:rFonts w:ascii="Times New Roman" w:hAnsi="Times New Roman" w:cs="Times New Roman"/>
           <w:sz w:val="24"/>
         </w:rPr>
-        <w:t xml:space="preserve">I do this because there are many recyclable resource are wasted, so lots of trash need to bury into land or burn which cause a great amount of greenhouse gas are produced. If we burn them, the sky will become </w:t>
-      </w:r>
-      <w:r>
-        <w:rPr>
-          <w:rFonts w:ascii="Times New Roman" w:hAnsi="Times New Roman" w:cs="Times New Roman"/>
-          <w:sz w:val="24"/>
-        </w:rPr>
-        <w:t>black,</w:t>
-      </w:r>
-      <w:r>
-        <w:rPr>
-          <w:rFonts w:ascii="Times New Roman" w:hAnsi="Times New Roman" w:cs="Times New Roman"/>
-          <w:sz w:val="24"/>
-        </w:rPr>
-        <w:t xml:space="preserve"> and the air is bad for our health. This behavior will let </w:t>
-      </w:r>
-      <w:proofErr w:type="gramStart"/>
-      <w:r>
-        <w:rPr>
-          <w:rFonts w:ascii="Times New Roman" w:hAnsi="Times New Roman" w:cs="Times New Roman"/>
-          <w:sz w:val="24"/>
-        </w:rPr>
-        <w:t>more and more</w:t>
-      </w:r>
-      <w:proofErr w:type="gramEnd"/>
-      <w:r>
-        <w:rPr>
-          <w:rFonts w:ascii="Times New Roman" w:hAnsi="Times New Roman" w:cs="Times New Roman"/>
-          <w:sz w:val="24"/>
-        </w:rPr>
-        <w:t xml:space="preserve"> people to practice garbage sorting and ensure that the country's policies are truly implemented. When I explain to my neighbors, they smile and say thank you to me. They say they will teach their children to do this too. In this case, recyclable resource can reuse, and at the same time, enhance people's environmental protection awareness and garbage classification awareness. I think this volunteer work is very meaningful for me. Even it is a small thing, but if many people do it together, our city will become clean and beautiful.</w:t>
+        <w:t>I do this because there are many recyclable resource are wasted, so lots of trash need to bury into land or burn which cause a great amount of greenhouse gas are produced. If we burn them, the sky will become black, and the air is bad for our health. This behavior will let more and more people to practice garbage sorting and ensure that the country's policies are truly implemented. When I explain to my neighbors, they smile and say thank you to me. They say they will teach their children to do this too. In this case, recyclable resource can reuse, and at the same time, enhance people's environmental protection awareness and garbage classification awareness. I think this volunteer work is very meaningful for me. Even it is a small thing, but if many people do it together, our city will become clean and beautiful.</w:t>
       </w:r>
     </w:p>
+    <w:p>
+      <w:pPr>
+        <w:rPr>
+          <w:rFonts w:ascii="Times New Roman" w:hAnsi="Times New Roman" w:cs="Times New Roman"/>
+          <w:sz w:val="24"/>
+        </w:rPr>
+      </w:pPr>
+      <w:r>
+        <w:rPr>
+          <w:rFonts w:ascii="Times New Roman" w:hAnsi="Times New Roman" w:cs="Times New Roman"/>
+          <w:sz w:val="24"/>
+        </w:rPr>
+        <w:t>Here is the structured feedback you can share with the student to help them improve their draft, followed by a humanized, clean, and professional version that retains their genuine voice and personal experience.</w:t>
+      </w:r>
+    </w:p>
+    <w:p>
+      <w:pPr>
+        <w:rPr>
+          <w:rFonts w:ascii="Times New Roman" w:hAnsi="Times New Roman" w:cs="Times New Roman"/>
+          <w:color w:val="EE0000"/>
+          <w:sz w:val="24"/>
+        </w:rPr>
+      </w:pPr>
+      <w:r>
+        <w:rPr>
+          <w:rFonts w:ascii="Times New Roman" w:hAnsi="Times New Roman" w:cs="Times New Roman"/>
+          <w:b/>
+          <w:bCs/>
+          <w:color w:val="EE0000"/>
+          <w:sz w:val="24"/>
+        </w:rPr>
+        <w:t>What You Did Well:</w:t>
+      </w:r>
+    </w:p>
+    <w:p>
+      <w:pPr>
+        <w:numPr>
+          <w:ilvl w:val="0"/>
+          <w:numId w:val="1"/>
+        </w:numPr>
+        <w:rPr>
+          <w:rFonts w:ascii="Times New Roman" w:hAnsi="Times New Roman" w:cs="Times New Roman"/>
+          <w:color w:val="EE0000"/>
+          <w:sz w:val="24"/>
+        </w:rPr>
+      </w:pPr>
+      <w:r>
+        <w:rPr>
+          <w:rFonts w:ascii="Times New Roman" w:hAnsi="Times New Roman" w:cs="Times New Roman"/>
+          <w:b/>
+          <w:bCs/>
+          <w:color w:val="EE0000"/>
+          <w:sz w:val="24"/>
+        </w:rPr>
+        <w:t>Great Choice of Topic:</w:t>
+      </w:r>
+      <w:r>
+        <w:rPr>
+          <w:rFonts w:ascii="Times New Roman" w:hAnsi="Times New Roman" w:cs="Times New Roman"/>
+          <w:color w:val="EE0000"/>
+          <w:sz w:val="24"/>
+        </w:rPr>
+        <w:t xml:space="preserve"> Environmental protection and helping your local community is a fantastic theme for this prompt.</w:t>
+      </w:r>
+    </w:p>
+    <w:p>
+      <w:pPr>
+        <w:numPr>
+          <w:ilvl w:val="0"/>
+          <w:numId w:val="1"/>
+        </w:numPr>
+        <w:rPr>
+          <w:rFonts w:ascii="Times New Roman" w:hAnsi="Times New Roman" w:cs="Times New Roman"/>
+          <w:color w:val="EE0000"/>
+          <w:sz w:val="24"/>
+        </w:rPr>
+      </w:pPr>
+      <w:r>
+        <w:rPr>
+          <w:rFonts w:ascii="Times New Roman" w:hAnsi="Times New Roman" w:cs="Times New Roman"/>
+          <w:b/>
+          <w:bCs/>
+          <w:color w:val="EE0000"/>
+          <w:sz w:val="24"/>
+        </w:rPr>
+        <w:t>Tangible Actions:</w:t>
+      </w:r>
+      <w:r>
+        <w:rPr>
+          <w:rFonts w:ascii="Times New Roman" w:hAnsi="Times New Roman" w:cs="Times New Roman"/>
+          <w:color w:val="EE0000"/>
+          <w:sz w:val="24"/>
+        </w:rPr>
+        <w:t xml:space="preserve"> Giving concrete examples, like helping elderly neighbors read the signs or stopping someone from throwing away a hazardous battery, makes your story memorable and real.</w:t>
+      </w:r>
+    </w:p>
+    <w:p>
+      <w:pPr>
+        <w:numPr>
+          <w:ilvl w:val="0"/>
+          <w:numId w:val="1"/>
+        </w:numPr>
+        <w:rPr>
+          <w:rFonts w:ascii="Times New Roman" w:hAnsi="Times New Roman" w:cs="Times New Roman"/>
+          <w:color w:val="EE0000"/>
+          <w:sz w:val="24"/>
+        </w:rPr>
+      </w:pPr>
+      <w:r>
+        <w:rPr>
+          <w:rFonts w:ascii="Times New Roman" w:hAnsi="Times New Roman" w:cs="Times New Roman"/>
+          <w:b/>
+          <w:bCs/>
+          <w:color w:val="EE0000"/>
+          <w:sz w:val="24"/>
+        </w:rPr>
+        <w:t>Strong Community Mindset:</w:t>
+      </w:r>
+      <w:r>
+        <w:rPr>
+          <w:rFonts w:ascii="Times New Roman" w:hAnsi="Times New Roman" w:cs="Times New Roman"/>
+          <w:color w:val="EE0000"/>
+          <w:sz w:val="24"/>
+        </w:rPr>
+        <w:t xml:space="preserve"> The conclusion has a beautiful message—that small individual actions add up to create a big collective impact.</w:t>
+      </w:r>
+    </w:p>
+    <w:p>
+      <w:pPr>
+        <w:rPr>
+          <w:rFonts w:ascii="Times New Roman" w:hAnsi="Times New Roman" w:cs="Times New Roman"/>
+          <w:color w:val="EE0000"/>
+          <w:sz w:val="24"/>
+        </w:rPr>
+      </w:pPr>
+      <w:r>
+        <w:rPr>
+          <w:rFonts w:ascii="Times New Roman" w:hAnsi="Times New Roman" w:cs="Times New Roman"/>
+          <w:b/>
+          <w:bCs/>
+          <w:color w:val="EE0000"/>
+          <w:sz w:val="24"/>
+        </w:rPr>
+        <w:t>Key Areas to Focus on for Your Second Draft:</w:t>
+      </w:r>
+    </w:p>
+    <w:p>
+      <w:pPr>
+        <w:numPr>
+          <w:ilvl w:val="0"/>
+          <w:numId w:val="2"/>
+        </w:numPr>
+        <w:rPr>
+          <w:rFonts w:ascii="Times New Roman" w:hAnsi="Times New Roman" w:cs="Times New Roman"/>
+          <w:color w:val="EE0000"/>
+          <w:sz w:val="24"/>
+        </w:rPr>
+      </w:pPr>
+      <w:r>
+        <w:rPr>
+          <w:rFonts w:ascii="Times New Roman" w:hAnsi="Times New Roman" w:cs="Times New Roman"/>
+          <w:b/>
+          <w:bCs/>
+          <w:color w:val="EE0000"/>
+          <w:sz w:val="24"/>
+        </w:rPr>
+        <w:t>Fix Grammar, Tense, and Word Choices:</w:t>
+      </w:r>
+    </w:p>
+    <w:p>
+      <w:pPr>
+        <w:numPr>
+          <w:ilvl w:val="1"/>
+          <w:numId w:val="2"/>
+        </w:numPr>
+        <w:rPr>
+          <w:rFonts w:ascii="Times New Roman" w:hAnsi="Times New Roman" w:cs="Times New Roman"/>
+          <w:color w:val="EE0000"/>
+          <w:sz w:val="24"/>
+        </w:rPr>
+      </w:pPr>
+      <w:r>
+        <w:rPr>
+          <w:rFonts w:ascii="Times New Roman" w:hAnsi="Times New Roman" w:cs="Times New Roman"/>
+          <w:i/>
+          <w:iCs/>
+          <w:color w:val="EE0000"/>
+          <w:sz w:val="24"/>
+        </w:rPr>
+        <w:t>The Issue:</w:t>
+      </w:r>
+      <w:r>
+        <w:rPr>
+          <w:rFonts w:ascii="Times New Roman" w:hAnsi="Times New Roman" w:cs="Times New Roman"/>
+          <w:color w:val="EE0000"/>
+          <w:sz w:val="24"/>
+        </w:rPr>
+        <w:t xml:space="preserve"> There are several grammatical slips and awkward phrasings throughout the draft (e.g., </w:t>
+      </w:r>
+      <w:r>
+        <w:rPr>
+          <w:rFonts w:ascii="Times New Roman" w:hAnsi="Times New Roman" w:cs="Times New Roman"/>
+          <w:i/>
+          <w:iCs/>
+          <w:color w:val="EE0000"/>
+          <w:sz w:val="24"/>
+        </w:rPr>
+        <w:t>"volunteer about classify,"</w:t>
+      </w:r>
+      <w:r>
+        <w:rPr>
+          <w:rFonts w:ascii="Times New Roman" w:hAnsi="Times New Roman" w:cs="Times New Roman"/>
+          <w:color w:val="EE0000"/>
+          <w:sz w:val="24"/>
+        </w:rPr>
+        <w:t xml:space="preserve"> </w:t>
+      </w:r>
+      <w:r>
+        <w:rPr>
+          <w:rFonts w:ascii="Times New Roman" w:hAnsi="Times New Roman" w:cs="Times New Roman"/>
+          <w:i/>
+          <w:iCs/>
+          <w:color w:val="EE0000"/>
+          <w:sz w:val="24"/>
+        </w:rPr>
+        <w:t>"play an instructor,"</w:t>
+      </w:r>
+      <w:r>
+        <w:rPr>
+          <w:rFonts w:ascii="Times New Roman" w:hAnsi="Times New Roman" w:cs="Times New Roman"/>
+          <w:color w:val="EE0000"/>
+          <w:sz w:val="24"/>
+        </w:rPr>
+        <w:t xml:space="preserve"> </w:t>
+      </w:r>
+      <w:r>
+        <w:rPr>
+          <w:rFonts w:ascii="Times New Roman" w:hAnsi="Times New Roman" w:cs="Times New Roman"/>
+          <w:i/>
+          <w:iCs/>
+          <w:color w:val="EE0000"/>
+          <w:sz w:val="24"/>
+        </w:rPr>
+        <w:t>"many recyclable resource are wasted"</w:t>
+      </w:r>
+      <w:r>
+        <w:rPr>
+          <w:rFonts w:ascii="Times New Roman" w:hAnsi="Times New Roman" w:cs="Times New Roman"/>
+          <w:color w:val="EE0000"/>
+          <w:sz w:val="24"/>
+        </w:rPr>
+        <w:t>).</w:t>
+      </w:r>
+    </w:p>
+    <w:p>
+      <w:pPr>
+        <w:numPr>
+          <w:ilvl w:val="1"/>
+          <w:numId w:val="2"/>
+        </w:numPr>
+        <w:rPr>
+          <w:rFonts w:ascii="Times New Roman" w:hAnsi="Times New Roman" w:cs="Times New Roman"/>
+          <w:color w:val="EE0000"/>
+          <w:sz w:val="24"/>
+        </w:rPr>
+      </w:pPr>
+      <w:r>
+        <w:rPr>
+          <w:rFonts w:ascii="Times New Roman" w:hAnsi="Times New Roman" w:cs="Times New Roman"/>
+          <w:i/>
+          <w:iCs/>
+          <w:color w:val="EE0000"/>
+          <w:sz w:val="24"/>
+        </w:rPr>
+        <w:lastRenderedPageBreak/>
+        <w:t>The Fix:</w:t>
+      </w:r>
+      <w:r>
+        <w:rPr>
+          <w:rFonts w:ascii="Times New Roman" w:hAnsi="Times New Roman" w:cs="Times New Roman"/>
+          <w:color w:val="EE0000"/>
+          <w:sz w:val="24"/>
+        </w:rPr>
+        <w:t xml:space="preserve"> We need to clean up the grammar while keeping the tone natural. Instead of saying you "played an instructor," you can say you </w:t>
+      </w:r>
+      <w:r>
+        <w:rPr>
+          <w:rFonts w:ascii="Times New Roman" w:hAnsi="Times New Roman" w:cs="Times New Roman"/>
+          <w:i/>
+          <w:iCs/>
+          <w:color w:val="EE0000"/>
+          <w:sz w:val="24"/>
+        </w:rPr>
+        <w:t>"served as a volunteer guide"</w:t>
+      </w:r>
+      <w:r>
+        <w:rPr>
+          <w:rFonts w:ascii="Times New Roman" w:hAnsi="Times New Roman" w:cs="Times New Roman"/>
+          <w:color w:val="EE0000"/>
+          <w:sz w:val="24"/>
+        </w:rPr>
+        <w:t xml:space="preserve"> or </w:t>
+      </w:r>
+      <w:r>
+        <w:rPr>
+          <w:rFonts w:ascii="Times New Roman" w:hAnsi="Times New Roman" w:cs="Times New Roman"/>
+          <w:i/>
+          <w:iCs/>
+          <w:color w:val="EE0000"/>
+          <w:sz w:val="24"/>
+        </w:rPr>
+        <w:t>"acted as an educator."</w:t>
+      </w:r>
+      <w:r>
+        <w:rPr>
+          <w:rFonts w:ascii="Times New Roman" w:hAnsi="Times New Roman" w:cs="Times New Roman"/>
+          <w:color w:val="EE0000"/>
+          <w:sz w:val="24"/>
+        </w:rPr>
+        <w:t xml:space="preserve"> Ensure your verbs match the past tense when describing things you already did.</w:t>
+      </w:r>
+    </w:p>
+    <w:p>
+      <w:pPr>
+        <w:numPr>
+          <w:ilvl w:val="0"/>
+          <w:numId w:val="2"/>
+        </w:numPr>
+        <w:rPr>
+          <w:rFonts w:ascii="Times New Roman" w:hAnsi="Times New Roman" w:cs="Times New Roman"/>
+          <w:color w:val="EE0000"/>
+          <w:sz w:val="24"/>
+        </w:rPr>
+      </w:pPr>
+      <w:r>
+        <w:rPr>
+          <w:rFonts w:ascii="Times New Roman" w:hAnsi="Times New Roman" w:cs="Times New Roman"/>
+          <w:b/>
+          <w:bCs/>
+          <w:color w:val="EE0000"/>
+          <w:sz w:val="24"/>
+        </w:rPr>
+        <w:t>Condense the Environmental Explanation:</w:t>
+      </w:r>
+    </w:p>
+    <w:p>
+      <w:pPr>
+        <w:numPr>
+          <w:ilvl w:val="1"/>
+          <w:numId w:val="2"/>
+        </w:numPr>
+        <w:rPr>
+          <w:rFonts w:ascii="Times New Roman" w:hAnsi="Times New Roman" w:cs="Times New Roman"/>
+          <w:color w:val="EE0000"/>
+          <w:sz w:val="24"/>
+        </w:rPr>
+      </w:pPr>
+      <w:r>
+        <w:rPr>
+          <w:rFonts w:ascii="Times New Roman" w:hAnsi="Times New Roman" w:cs="Times New Roman"/>
+          <w:i/>
+          <w:iCs/>
+          <w:color w:val="EE0000"/>
+          <w:sz w:val="24"/>
+        </w:rPr>
+        <w:t>The Issue:</w:t>
+      </w:r>
+      <w:r>
+        <w:rPr>
+          <w:rFonts w:ascii="Times New Roman" w:hAnsi="Times New Roman" w:cs="Times New Roman"/>
+          <w:color w:val="EE0000"/>
+          <w:sz w:val="24"/>
+        </w:rPr>
+        <w:t xml:space="preserve"> The middle section spends a lot of words explaining why garbage burning is bad (</w:t>
+      </w:r>
+      <w:r>
+        <w:rPr>
+          <w:rFonts w:ascii="Times New Roman" w:hAnsi="Times New Roman" w:cs="Times New Roman"/>
+          <w:i/>
+          <w:iCs/>
+          <w:color w:val="EE0000"/>
+          <w:sz w:val="24"/>
+        </w:rPr>
+        <w:t>"the sky will become black, and the air is bad"</w:t>
+      </w:r>
+      <w:r>
+        <w:rPr>
+          <w:rFonts w:ascii="Times New Roman" w:hAnsi="Times New Roman" w:cs="Times New Roman"/>
+          <w:color w:val="EE0000"/>
+          <w:sz w:val="24"/>
+        </w:rPr>
+        <w:t xml:space="preserve">). UC admissions officers already know why pollution is bad; they want to focus on </w:t>
+      </w:r>
+      <w:r>
+        <w:rPr>
+          <w:rFonts w:ascii="Times New Roman" w:hAnsi="Times New Roman" w:cs="Times New Roman"/>
+          <w:i/>
+          <w:iCs/>
+          <w:color w:val="EE0000"/>
+          <w:sz w:val="24"/>
+        </w:rPr>
+        <w:t>your actions</w:t>
+      </w:r>
+      <w:r>
+        <w:rPr>
+          <w:rFonts w:ascii="Times New Roman" w:hAnsi="Times New Roman" w:cs="Times New Roman"/>
+          <w:color w:val="EE0000"/>
+          <w:sz w:val="24"/>
+        </w:rPr>
+        <w:t>.</w:t>
+      </w:r>
+    </w:p>
+    <w:p>
+      <w:pPr>
+        <w:numPr>
+          <w:ilvl w:val="1"/>
+          <w:numId w:val="2"/>
+        </w:numPr>
+        <w:rPr>
+          <w:rFonts w:ascii="Times New Roman" w:hAnsi="Times New Roman" w:cs="Times New Roman"/>
+          <w:color w:val="EE0000"/>
+          <w:sz w:val="24"/>
+        </w:rPr>
+      </w:pPr>
+      <w:r>
+        <w:rPr>
+          <w:rFonts w:ascii="Times New Roman" w:hAnsi="Times New Roman" w:cs="Times New Roman"/>
+          <w:i/>
+          <w:iCs/>
+          <w:color w:val="EE0000"/>
+          <w:sz w:val="24"/>
+        </w:rPr>
+        <w:t>The Fix:</w:t>
+      </w:r>
+      <w:r>
+        <w:rPr>
+          <w:rFonts w:ascii="Times New Roman" w:hAnsi="Times New Roman" w:cs="Times New Roman"/>
+          <w:color w:val="EE0000"/>
+          <w:sz w:val="24"/>
+        </w:rPr>
+        <w:t xml:space="preserve"> Shorten the lecture on climate change. Summarize the environmental impact in one quick sentence so you have more room to talk about how you interacted with your neighbors.</w:t>
+      </w:r>
+    </w:p>
+    <w:p>
+      <w:pPr>
+        <w:numPr>
+          <w:ilvl w:val="0"/>
+          <w:numId w:val="2"/>
+        </w:numPr>
+        <w:rPr>
+          <w:rFonts w:ascii="Times New Roman" w:hAnsi="Times New Roman" w:cs="Times New Roman"/>
+          <w:color w:val="EE0000"/>
+          <w:sz w:val="24"/>
+        </w:rPr>
+      </w:pPr>
+      <w:r>
+        <w:rPr>
+          <w:rFonts w:ascii="Times New Roman" w:hAnsi="Times New Roman" w:cs="Times New Roman"/>
+          <w:b/>
+          <w:bCs/>
+          <w:color w:val="EE0000"/>
+          <w:sz w:val="24"/>
+        </w:rPr>
+        <w:t>Show, Don’t Tell, the Policy Impact:</w:t>
+      </w:r>
+    </w:p>
+    <w:p>
+      <w:pPr>
+        <w:numPr>
+          <w:ilvl w:val="1"/>
+          <w:numId w:val="2"/>
+        </w:numPr>
+        <w:rPr>
+          <w:rFonts w:ascii="Times New Roman" w:hAnsi="Times New Roman" w:cs="Times New Roman"/>
+          <w:color w:val="EE0000"/>
+          <w:sz w:val="24"/>
+        </w:rPr>
+      </w:pPr>
+      <w:r>
+        <w:rPr>
+          <w:rFonts w:ascii="Times New Roman" w:hAnsi="Times New Roman" w:cs="Times New Roman"/>
+          <w:i/>
+          <w:iCs/>
+          <w:color w:val="EE0000"/>
+          <w:sz w:val="24"/>
+        </w:rPr>
+        <w:t>The Issue:</w:t>
+      </w:r>
+      <w:r>
+        <w:rPr>
+          <w:rFonts w:ascii="Times New Roman" w:hAnsi="Times New Roman" w:cs="Times New Roman"/>
+          <w:color w:val="EE0000"/>
+          <w:sz w:val="24"/>
+        </w:rPr>
+        <w:t xml:space="preserve"> Mentioning </w:t>
+      </w:r>
+      <w:r>
+        <w:rPr>
+          <w:rFonts w:ascii="Times New Roman" w:hAnsi="Times New Roman" w:cs="Times New Roman"/>
+          <w:i/>
+          <w:iCs/>
+          <w:color w:val="EE0000"/>
+          <w:sz w:val="24"/>
+        </w:rPr>
+        <w:t>"the country's policies are truly implemented"</w:t>
+      </w:r>
+      <w:r>
+        <w:rPr>
+          <w:rFonts w:ascii="Times New Roman" w:hAnsi="Times New Roman" w:cs="Times New Roman"/>
+          <w:color w:val="EE0000"/>
+          <w:sz w:val="24"/>
+        </w:rPr>
+        <w:t xml:space="preserve"> sounds a bit like reading from a official textbook rather than a student essay.</w:t>
+      </w:r>
+    </w:p>
+    <w:p>
+      <w:pPr>
+        <w:numPr>
+          <w:ilvl w:val="1"/>
+          <w:numId w:val="2"/>
+        </w:numPr>
+        <w:rPr>
+          <w:rFonts w:ascii="Times New Roman" w:hAnsi="Times New Roman" w:cs="Times New Roman"/>
+          <w:color w:val="EE0000"/>
+          <w:sz w:val="24"/>
+        </w:rPr>
+      </w:pPr>
+      <w:r>
+        <w:rPr>
+          <w:rFonts w:ascii="Times New Roman" w:hAnsi="Times New Roman" w:cs="Times New Roman"/>
+          <w:i/>
+          <w:iCs/>
+          <w:color w:val="EE0000"/>
+          <w:sz w:val="24"/>
+        </w:rPr>
+        <w:t>The Fix:</w:t>
+      </w:r>
+      <w:r>
+        <w:rPr>
+          <w:rFonts w:ascii="Times New Roman" w:hAnsi="Times New Roman" w:cs="Times New Roman"/>
+          <w:color w:val="EE0000"/>
+          <w:sz w:val="24"/>
+        </w:rPr>
+        <w:t xml:space="preserve"> Frame this through your local neighborhood perspective. Show that by helping your neighbors adopt these habits, you were helping your micro-community bridge the gap between regional environmental goals and daily execution.</w:t>
+      </w:r>
+    </w:p>
+    <w:p>
+      <w:pPr>
+        <w:rPr>
+          <w:rFonts w:ascii="Times New Roman" w:hAnsi="Times New Roman" w:cs="Times New Roman"/>
+          <w:sz w:val="24"/>
+        </w:rPr>
+      </w:pPr>
+    </w:p>
+    <w:p/>
     <w:sectPr>
       <w:pgSz w:w="11906" w:h="16838"/>
       <w:pgMar w:top="1440" w:right="1800" w:bottom="1440" w:left="1800" w:header="851" w:footer="992" w:gutter="0"/>
@@ -97,6 +622,283 @@
     </w:sectPr>
   </w:body>
 </w:document>
+</file>
+
+<file path=word/numbering.xml><?xml version="1.0" encoding="utf-8"?>
+<w:numbering xmlns:wpc="http://schemas.microsoft.com/office/word/2010/wordprocessingCanvas" xmlns:cx="http://schemas.microsoft.com/office/drawing/2014/chartex" xmlns:cx1="http://schemas.microsoft.com/office/drawing/2015/9/8/chartex" xmlns:cx2="http://schemas.microsoft.com/office/drawing/2015/10/21/chartex" xmlns:cx3="http://schemas.microsoft.com/office/drawing/2016/5/9/chartex" xmlns:cx4="http://schemas.microsoft.com/office/drawing/2016/5/10/chartex" xmlns:cx5="http://schemas.microsoft.com/office/drawing/2016/5/11/chartex" xmlns:cx6="http://schemas.microsoft.com/office/drawing/2016/5/12/chartex" xmlns:cx7="http://schemas.microsoft.com/office/drawing/2016/5/13/chartex" xmlns:cx8="http://schemas.microsoft.com/office/drawing/2016/5/14/chartex" xmlns:mc="http://schemas.openxmlformats.org/markup-compatibility/2006" xmlns:aink="http://schemas.microsoft.com/office/drawing/2016/ink" xmlns:am3d="http://schemas.microsoft.com/office/drawing/2017/model3d" xmlns:o="urn:schemas-microsoft-com:office:office" xmlns:oel="http://schemas.microsoft.com/office/2019/extlst" xmlns:r="http://schemas.openxmlformats.org/officeDocument/2006/relationships" xmlns:m="http://schemas.openxmlformats.org/officeDocument/2006/math" xmlns:v="urn:schemas-microsoft-com:vml" xmlns:wp14="http://schemas.microsoft.com/office/word/2010/wordprocessingDrawing" xmlns:wp="http://schemas.openxmlformats.org/drawingml/2006/wordprocessingDrawing" xmlns:w10="urn:schemas-microsoft-com:office:word" xmlns:w="http://schemas.openxmlformats.org/wordprocessingml/2006/main" xmlns:w14="http://schemas.microsoft.com/office/word/2010/wordml" xmlns:w15="http://schemas.microsoft.com/office/word/2012/wordml" xmlns:w16cex="http://schemas.microsoft.com/office/word/2018/wordml/cex" xmlns:w16cid="http://schemas.microsoft.com/office/word/2016/wordml/cid" xmlns:w16="http://schemas.microsoft.com/office/word/2018/wordml" xmlns:w16du="http://schemas.microsoft.com/office/word/2023/wordml/word16du" xmlns:w16sdtdh="http://schemas.microsoft.com/office/word/2020/wordml/sdtdatahash" xmlns:w16sdtfl="http://schemas.microsoft.com/office/word/2024/wordml/sdtformatlock" xmlns:w16se="http://schemas.microsoft.com/office/word/2015/wordml/symex" xmlns:wpg="http://schemas.microsoft.com/office/word/2010/wordprocessingGroup" xmlns:wpi="http://schemas.microsoft.com/office/word/2010/wordprocessingInk" xmlns:wne="http://schemas.microsoft.com/office/word/2006/wordml" xmlns:wps="http://schemas.microsoft.com/office/word/2010/wordprocessingShape" mc:Ignorable="w14 w15 w16se w16cid w16 w16cex w16sdtdh w16sdtfl w16du wp14">
+  <w:abstractNum w:abstractNumId="0" w15:restartNumberingAfterBreak="0">
+    <w:nsid w:val="3B8F1809"/>
+    <w:multiLevelType w:val="multilevel"/>
+    <w:tmpl w:val="7626FA90"/>
+    <w:lvl w:ilvl="0">
+      <w:start w:val="1"/>
+      <w:numFmt w:val="bullet"/>
+      <w:lvlText w:val=""/>
+      <w:lvlJc w:val="left"/>
+      <w:pPr>
+        <w:tabs>
+          <w:tab w:val="num" w:pos="720"/>
+        </w:tabs>
+        <w:ind w:left="720" w:hanging="360"/>
+      </w:pPr>
+      <w:rPr>
+        <w:rFonts w:ascii="Symbol" w:hAnsi="Symbol" w:hint="default"/>
+        <w:sz w:val="20"/>
+      </w:rPr>
+    </w:lvl>
+    <w:lvl w:ilvl="1" w:tentative="1">
+      <w:start w:val="1"/>
+      <w:numFmt w:val="bullet"/>
+      <w:lvlText w:val="o"/>
+      <w:lvlJc w:val="left"/>
+      <w:pPr>
+        <w:tabs>
+          <w:tab w:val="num" w:pos="1440"/>
+        </w:tabs>
+        <w:ind w:left="1440" w:hanging="360"/>
+      </w:pPr>
+      <w:rPr>
+        <w:rFonts w:ascii="Courier New" w:hAnsi="Courier New" w:hint="default"/>
+        <w:sz w:val="20"/>
+      </w:rPr>
+    </w:lvl>
+    <w:lvl w:ilvl="2" w:tentative="1">
+      <w:start w:val="1"/>
+      <w:numFmt w:val="bullet"/>
+      <w:lvlText w:val=""/>
+      <w:lvlJc w:val="left"/>
+      <w:pPr>
+        <w:tabs>
+          <w:tab w:val="num" w:pos="2160"/>
+        </w:tabs>
+        <w:ind w:left="2160" w:hanging="360"/>
+      </w:pPr>
+      <w:rPr>
+        <w:rFonts w:ascii="Wingdings" w:hAnsi="Wingdings" w:hint="default"/>
+        <w:sz w:val="20"/>
+      </w:rPr>
+    </w:lvl>
+    <w:lvl w:ilvl="3" w:tentative="1">
+      <w:start w:val="1"/>
+      <w:numFmt w:val="bullet"/>
+      <w:lvlText w:val=""/>
+      <w:lvlJc w:val="left"/>
+      <w:pPr>
+        <w:tabs>
+          <w:tab w:val="num" w:pos="2880"/>
+        </w:tabs>
+        <w:ind w:left="2880" w:hanging="360"/>
+      </w:pPr>
+      <w:rPr>
+        <w:rFonts w:ascii="Wingdings" w:hAnsi="Wingdings" w:hint="default"/>
+        <w:sz w:val="20"/>
+      </w:rPr>
+    </w:lvl>
+    <w:lvl w:ilvl="4" w:tentative="1">
+      <w:start w:val="1"/>
+      <w:numFmt w:val="bullet"/>
+      <w:lvlText w:val=""/>
+      <w:lvlJc w:val="left"/>
+      <w:pPr>
+        <w:tabs>
+          <w:tab w:val="num" w:pos="3600"/>
+        </w:tabs>
+        <w:ind w:left="3600" w:hanging="360"/>
+      </w:pPr>
+      <w:rPr>
+        <w:rFonts w:ascii="Wingdings" w:hAnsi="Wingdings" w:hint="default"/>
+        <w:sz w:val="20"/>
+      </w:rPr>
+    </w:lvl>
+    <w:lvl w:ilvl="5" w:tentative="1">
+      <w:start w:val="1"/>
+      <w:numFmt w:val="bullet"/>
+      <w:lvlText w:val=""/>
+      <w:lvlJc w:val="left"/>
+      <w:pPr>
+        <w:tabs>
+          <w:tab w:val="num" w:pos="4320"/>
+        </w:tabs>
+        <w:ind w:left="4320" w:hanging="360"/>
+      </w:pPr>
+      <w:rPr>
+        <w:rFonts w:ascii="Wingdings" w:hAnsi="Wingdings" w:hint="default"/>
+        <w:sz w:val="20"/>
+      </w:rPr>
+    </w:lvl>
+    <w:lvl w:ilvl="6" w:tentative="1">
+      <w:start w:val="1"/>
+      <w:numFmt w:val="bullet"/>
+      <w:lvlText w:val=""/>
+      <w:lvlJc w:val="left"/>
+      <w:pPr>
+        <w:tabs>
+          <w:tab w:val="num" w:pos="5040"/>
+        </w:tabs>
+        <w:ind w:left="5040" w:hanging="360"/>
+      </w:pPr>
+      <w:rPr>
+        <w:rFonts w:ascii="Wingdings" w:hAnsi="Wingdings" w:hint="default"/>
+        <w:sz w:val="20"/>
+      </w:rPr>
+    </w:lvl>
+    <w:lvl w:ilvl="7" w:tentative="1">
+      <w:start w:val="1"/>
+      <w:numFmt w:val="bullet"/>
+      <w:lvlText w:val=""/>
+      <w:lvlJc w:val="left"/>
+      <w:pPr>
+        <w:tabs>
+          <w:tab w:val="num" w:pos="5760"/>
+        </w:tabs>
+        <w:ind w:left="5760" w:hanging="360"/>
+      </w:pPr>
+      <w:rPr>
+        <w:rFonts w:ascii="Wingdings" w:hAnsi="Wingdings" w:hint="default"/>
+        <w:sz w:val="20"/>
+      </w:rPr>
+    </w:lvl>
+    <w:lvl w:ilvl="8" w:tentative="1">
+      <w:start w:val="1"/>
+      <w:numFmt w:val="bullet"/>
+      <w:lvlText w:val=""/>
+      <w:lvlJc w:val="left"/>
+      <w:pPr>
+        <w:tabs>
+          <w:tab w:val="num" w:pos="6480"/>
+        </w:tabs>
+        <w:ind w:left="6480" w:hanging="360"/>
+      </w:pPr>
+      <w:rPr>
+        <w:rFonts w:ascii="Wingdings" w:hAnsi="Wingdings" w:hint="default"/>
+        <w:sz w:val="20"/>
+      </w:rPr>
+    </w:lvl>
+  </w:abstractNum>
+  <w:abstractNum w:abstractNumId="1" w15:restartNumberingAfterBreak="0">
+    <w:nsid w:val="717B55A6"/>
+    <w:multiLevelType w:val="multilevel"/>
+    <w:tmpl w:val="121899CE"/>
+    <w:lvl w:ilvl="0">
+      <w:start w:val="1"/>
+      <w:numFmt w:val="decimal"/>
+      <w:lvlText w:val="%1."/>
+      <w:lvlJc w:val="left"/>
+      <w:pPr>
+        <w:tabs>
+          <w:tab w:val="num" w:pos="720"/>
+        </w:tabs>
+        <w:ind w:left="720" w:hanging="360"/>
+      </w:pPr>
+    </w:lvl>
+    <w:lvl w:ilvl="1">
+      <w:start w:val="1"/>
+      <w:numFmt w:val="bullet"/>
+      <w:lvlText w:val="o"/>
+      <w:lvlJc w:val="left"/>
+      <w:pPr>
+        <w:tabs>
+          <w:tab w:val="num" w:pos="1440"/>
+        </w:tabs>
+        <w:ind w:left="1440" w:hanging="360"/>
+      </w:pPr>
+      <w:rPr>
+        <w:rFonts w:ascii="Courier New" w:hAnsi="Courier New" w:hint="default"/>
+        <w:sz w:val="20"/>
+      </w:rPr>
+    </w:lvl>
+    <w:lvl w:ilvl="2" w:tentative="1">
+      <w:start w:val="1"/>
+      <w:numFmt w:val="decimal"/>
+      <w:lvlText w:val="%3."/>
+      <w:lvlJc w:val="left"/>
+      <w:pPr>
+        <w:tabs>
+          <w:tab w:val="num" w:pos="2160"/>
+        </w:tabs>
+        <w:ind w:left="2160" w:hanging="360"/>
+      </w:pPr>
+    </w:lvl>
+    <w:lvl w:ilvl="3" w:tentative="1">
+      <w:start w:val="1"/>
+      <w:numFmt w:val="decimal"/>
+      <w:lvlText w:val="%4."/>
+      <w:lvlJc w:val="left"/>
+      <w:pPr>
+        <w:tabs>
+          <w:tab w:val="num" w:pos="2880"/>
+        </w:tabs>
+        <w:ind w:left="2880" w:hanging="360"/>
+      </w:pPr>
+    </w:lvl>
+    <w:lvl w:ilvl="4" w:tentative="1">
+      <w:start w:val="1"/>
+      <w:numFmt w:val="decimal"/>
+      <w:lvlText w:val="%5."/>
+      <w:lvlJc w:val="left"/>
+      <w:pPr>
+        <w:tabs>
+          <w:tab w:val="num" w:pos="3600"/>
+        </w:tabs>
+        <w:ind w:left="3600" w:hanging="360"/>
+      </w:pPr>
+    </w:lvl>
+    <w:lvl w:ilvl="5" w:tentative="1">
+      <w:start w:val="1"/>
+      <w:numFmt w:val="decimal"/>
+      <w:lvlText w:val="%6."/>
+      <w:lvlJc w:val="left"/>
+      <w:pPr>
+        <w:tabs>
+          <w:tab w:val="num" w:pos="4320"/>
+        </w:tabs>
+        <w:ind w:left="4320" w:hanging="360"/>
+      </w:pPr>
+    </w:lvl>
+    <w:lvl w:ilvl="6" w:tentative="1">
+      <w:start w:val="1"/>
+      <w:numFmt w:val="decimal"/>
+      <w:lvlText w:val="%7."/>
+      <w:lvlJc w:val="left"/>
+      <w:pPr>
+        <w:tabs>
+          <w:tab w:val="num" w:pos="5040"/>
+        </w:tabs>
+        <w:ind w:left="5040" w:hanging="360"/>
+      </w:pPr>
+    </w:lvl>
+    <w:lvl w:ilvl="7" w:tentative="1">
+      <w:start w:val="1"/>
+      <w:numFmt w:val="decimal"/>
+      <w:lvlText w:val="%8."/>
+      <w:lvlJc w:val="left"/>
+      <w:pPr>
+        <w:tabs>
+          <w:tab w:val="num" w:pos="5760"/>
+        </w:tabs>
+        <w:ind w:left="5760" w:hanging="360"/>
+      </w:pPr>
+    </w:lvl>
+    <w:lvl w:ilvl="8" w:tentative="1">
+      <w:start w:val="1"/>
+      <w:numFmt w:val="decimal"/>
+      <w:lvlText w:val="%9."/>
+      <w:lvlJc w:val="left"/>
+      <w:pPr>
+        <w:tabs>
+          <w:tab w:val="num" w:pos="6480"/>
+        </w:tabs>
+        <w:ind w:left="6480" w:hanging="360"/>
+      </w:pPr>
+    </w:lvl>
+  </w:abstractNum>
+  <w:num w:numId="1" w16cid:durableId="2016036574">
+    <w:abstractNumId w:val="0"/>
+  </w:num>
+  <w:num w:numId="2" w16cid:durableId="2093817225">
+    <w:abstractNumId w:val="1"/>
+  </w:num>
+</w:numbering>
 </file>
 
 <file path=word/styles.xml><?xml version="1.0" encoding="utf-8"?>
@@ -499,6 +1301,7 @@
   <w:style w:type="paragraph" w:default="1" w:styleId="a">
     <w:name w:val="Normal"/>
     <w:qFormat/>
+    <w:rsid w:val="00851FBA"/>
     <w:pPr>
       <w:widowControl w:val="0"/>
     </w:pPr>

--- a/UC Application/UC Application_Tommy 7.docx
+++ b/UC Application/UC Application_Tommy 7.docx
@@ -5,8 +5,7 @@
     <w:p>
       <w:pPr>
         <w:rPr>
-          <w:rFonts w:ascii="Times New Roman" w:hAnsi="Times New Roman" w:cs="Times New Roman"/>
-          <w:sz w:val="24"/>
+          <w:rFonts w:hint="eastAsia"/>
         </w:rPr>
       </w:pPr>
       <w:r>
@@ -14,39 +13,27 @@
           <w:rFonts w:ascii="Times New Roman" w:hAnsi="Times New Roman" w:cs="Times New Roman"/>
           <w:sz w:val="24"/>
         </w:rPr>
-        <w:t>I ha</w:t>
+        <w:t xml:space="preserve">I spent my summer working as a volunteer for trash classification in my own community. My main responsibility was teaching local people how to correctly recognize different types of trash and know exactly which bin they should use. At first, I felt very tired because I had to stand outside for a long time in the </w:t>
       </w:r>
-      <w:r>
-        <w:rPr>
-          <w:rFonts w:ascii="Times New Roman" w:hAnsi="Times New Roman" w:cs="Times New Roman" w:hint="eastAsia"/>
-          <w:sz w:val="24"/>
-        </w:rPr>
-        <w:t>ve</w:t>
-      </w:r>
+      <w:proofErr w:type="gramStart"/>
       <w:r>
         <w:rPr>
           <w:rFonts w:ascii="Times New Roman" w:hAnsi="Times New Roman" w:cs="Times New Roman"/>
           <w:sz w:val="24"/>
         </w:rPr>
-        <w:t xml:space="preserve"> be</w:t>
+        <w:t>really hot</w:t>
       </w:r>
+      <w:proofErr w:type="gramEnd"/>
       <w:r>
         <w:rPr>
           <w:rFonts w:ascii="Times New Roman" w:hAnsi="Times New Roman" w:cs="Times New Roman"/>
           <w:sz w:val="24"/>
         </w:rPr>
-        <w:t>en</w:t>
+        <w:t xml:space="preserve"> weather. Sometimes, I even wanted to give up, but I decided to keep going. To be more specific, I served as a volunteer guide near the community trash cans to help people distinguish the types of garbage before they threw it away. Many older people in my neighborhood didn't know the words on the new bins or couldn't see them clearly, so I patiently read the labels for them. For example, when an elderly man wanted to throw a used battery into the normal bin, I</w:t>
       </w:r>
       <w:r>
         <w:rPr>
           <w:rFonts w:ascii="Times New Roman" w:hAnsi="Times New Roman" w:cs="Times New Roman"/>
-          <w:sz w:val="24"/>
-        </w:rPr>
-        <w:t xml:space="preserve"> a volunteer about classify the trash in my community. The responsibility for me is teaching people how to classify or recognize the trash and know which bin the garbage should be thrown into. At first, I feel very tired because I stand for a long time and the weather is very hot. To be more specific, I need to play an instructor near the trash can and teach people who come to throw garbage to distinguish the types of garbage and know which bin they should be thrown into. Some old people don't know the words on the bin, so I help them. For example, some people want to throw battery into normal bin, I stop them and tell them it is very harmful.</w:t>
-      </w:r>
-      <w:r>
-        <w:rPr>
-          <w:rFonts w:ascii="Times New Roman" w:hAnsi="Times New Roman" w:cs="Times New Roman" w:hint="eastAsia"/>
           <w:sz w:val="24"/>
         </w:rPr>
         <w:t xml:space="preserve"> </w:t>
@@ -56,564 +43,23 @@
           <w:rFonts w:ascii="Times New Roman" w:hAnsi="Times New Roman" w:cs="Times New Roman"/>
           <w:sz w:val="24"/>
         </w:rPr>
-        <w:t>I do this because there are many recyclable resource are wasted, so lots of trash need to bury into land or burn which cause a great amount of greenhouse gas are produced. If we burn them, the sky will become black, and the air is bad for our health. This behavior will let more and more people to practice garbage sorting and ensure that the country's policies are truly implemented. When I explain to my neighbors, they smile and say thank you to me. They say they will teach their children to do this too. In this case, recyclable resource can reuse, and at the same time, enhance people's environmental protection awareness and garbage classification awareness. I think this volunteer work is very meaningful for me. Even it is a small thing, but if many people do it together, our city will become clean and beautiful.</w:t>
+        <w:t xml:space="preserve">stopped him and explained why the chemicals inside are harmful to the soil. I did this because when recyclable resources are wasted and end up in landfills or incinerators, it creates severe environmental issues for our future. By helping my neighbors adopt these good habits, I felt I was helping our community turn broader environmental goals into everyday actions. When I explained the importance of this to my neighbors, </w:t>
       </w:r>
-    </w:p>
-    <w:p>
-      <w:pPr>
-        <w:rPr>
-          <w:rFonts w:ascii="Times New Roman" w:hAnsi="Times New Roman" w:cs="Times New Roman"/>
-          <w:sz w:val="24"/>
-        </w:rPr>
-      </w:pPr>
       <w:r>
         <w:rPr>
           <w:rFonts w:ascii="Times New Roman" w:hAnsi="Times New Roman" w:cs="Times New Roman"/>
           <w:sz w:val="24"/>
         </w:rPr>
-        <w:t>Here is the structured feedback you can share with the student to help them improve their draft, followed by a humanized, clean, and professional version that retains their genuine voice and personal experience.</w:t>
-      </w:r>
-    </w:p>
-    <w:p>
-      <w:pPr>
-        <w:rPr>
-          <w:rFonts w:ascii="Times New Roman" w:hAnsi="Times New Roman" w:cs="Times New Roman"/>
-          <w:color w:val="EE0000"/>
-          <w:sz w:val="24"/>
-        </w:rPr>
-      </w:pPr>
-      <w:r>
-        <w:rPr>
-          <w:rFonts w:ascii="Times New Roman" w:hAnsi="Times New Roman" w:cs="Times New Roman"/>
-          <w:b/>
-          <w:bCs/>
-          <w:color w:val="EE0000"/>
-          <w:sz w:val="24"/>
-        </w:rPr>
-        <w:t>What You Did Well:</w:t>
-      </w:r>
-    </w:p>
-    <w:p>
-      <w:pPr>
-        <w:numPr>
-          <w:ilvl w:val="0"/>
-          <w:numId w:val="1"/>
-        </w:numPr>
-        <w:rPr>
-          <w:rFonts w:ascii="Times New Roman" w:hAnsi="Times New Roman" w:cs="Times New Roman"/>
-          <w:color w:val="EE0000"/>
-          <w:sz w:val="24"/>
-        </w:rPr>
-      </w:pPr>
-      <w:r>
-        <w:rPr>
-          <w:rFonts w:ascii="Times New Roman" w:hAnsi="Times New Roman" w:cs="Times New Roman"/>
-          <w:b/>
-          <w:bCs/>
-          <w:color w:val="EE0000"/>
-          <w:sz w:val="24"/>
-        </w:rPr>
-        <w:t>Great Choice of Topic:</w:t>
+        <w:t>t</w:t>
       </w:r>
       <w:r>
         <w:rPr>
           <w:rFonts w:ascii="Times New Roman" w:hAnsi="Times New Roman" w:cs="Times New Roman"/>
-          <w:color w:val="EE0000"/>
           <w:sz w:val="24"/>
         </w:rPr>
-        <w:t xml:space="preserve"> Environmental protection and helping your local community is a fantastic theme for this prompt.</w:t>
+        <w:t>hey said they would teach their children to do it too. Through these friendly interactions, more recyclable resources can be reused. At the same time, we can deeply enhance people's environmental protection awareness and garbage classification habits. I think this volunteer work was very meaningful to me. Even though sorting trash is a small thing, I believe that if many people do it together, our city will become truly clean and beautiful.</w:t>
       </w:r>
     </w:p>
-    <w:p>
-      <w:pPr>
-        <w:numPr>
-          <w:ilvl w:val="0"/>
-          <w:numId w:val="1"/>
-        </w:numPr>
-        <w:rPr>
-          <w:rFonts w:ascii="Times New Roman" w:hAnsi="Times New Roman" w:cs="Times New Roman"/>
-          <w:color w:val="EE0000"/>
-          <w:sz w:val="24"/>
-        </w:rPr>
-      </w:pPr>
-      <w:r>
-        <w:rPr>
-          <w:rFonts w:ascii="Times New Roman" w:hAnsi="Times New Roman" w:cs="Times New Roman"/>
-          <w:b/>
-          <w:bCs/>
-          <w:color w:val="EE0000"/>
-          <w:sz w:val="24"/>
-        </w:rPr>
-        <w:t>Tangible Actions:</w:t>
-      </w:r>
-      <w:r>
-        <w:rPr>
-          <w:rFonts w:ascii="Times New Roman" w:hAnsi="Times New Roman" w:cs="Times New Roman"/>
-          <w:color w:val="EE0000"/>
-          <w:sz w:val="24"/>
-        </w:rPr>
-        <w:t xml:space="preserve"> Giving concrete examples, like helping elderly neighbors read the signs or stopping someone from throwing away a hazardous battery, makes your story memorable and real.</w:t>
-      </w:r>
-    </w:p>
-    <w:p>
-      <w:pPr>
-        <w:numPr>
-          <w:ilvl w:val="0"/>
-          <w:numId w:val="1"/>
-        </w:numPr>
-        <w:rPr>
-          <w:rFonts w:ascii="Times New Roman" w:hAnsi="Times New Roman" w:cs="Times New Roman"/>
-          <w:color w:val="EE0000"/>
-          <w:sz w:val="24"/>
-        </w:rPr>
-      </w:pPr>
-      <w:r>
-        <w:rPr>
-          <w:rFonts w:ascii="Times New Roman" w:hAnsi="Times New Roman" w:cs="Times New Roman"/>
-          <w:b/>
-          <w:bCs/>
-          <w:color w:val="EE0000"/>
-          <w:sz w:val="24"/>
-        </w:rPr>
-        <w:t>Strong Community Mindset:</w:t>
-      </w:r>
-      <w:r>
-        <w:rPr>
-          <w:rFonts w:ascii="Times New Roman" w:hAnsi="Times New Roman" w:cs="Times New Roman"/>
-          <w:color w:val="EE0000"/>
-          <w:sz w:val="24"/>
-        </w:rPr>
-        <w:t xml:space="preserve"> The conclusion has a beautiful message—that small individual actions add up to create a big collective impact.</w:t>
-      </w:r>
-    </w:p>
-    <w:p>
-      <w:pPr>
-        <w:rPr>
-          <w:rFonts w:ascii="Times New Roman" w:hAnsi="Times New Roman" w:cs="Times New Roman"/>
-          <w:color w:val="EE0000"/>
-          <w:sz w:val="24"/>
-        </w:rPr>
-      </w:pPr>
-      <w:r>
-        <w:rPr>
-          <w:rFonts w:ascii="Times New Roman" w:hAnsi="Times New Roman" w:cs="Times New Roman"/>
-          <w:b/>
-          <w:bCs/>
-          <w:color w:val="EE0000"/>
-          <w:sz w:val="24"/>
-        </w:rPr>
-        <w:t>Key Areas to Focus on for Your Second Draft:</w:t>
-      </w:r>
-    </w:p>
-    <w:p>
-      <w:pPr>
-        <w:numPr>
-          <w:ilvl w:val="0"/>
-          <w:numId w:val="2"/>
-        </w:numPr>
-        <w:rPr>
-          <w:rFonts w:ascii="Times New Roman" w:hAnsi="Times New Roman" w:cs="Times New Roman"/>
-          <w:color w:val="EE0000"/>
-          <w:sz w:val="24"/>
-        </w:rPr>
-      </w:pPr>
-      <w:r>
-        <w:rPr>
-          <w:rFonts w:ascii="Times New Roman" w:hAnsi="Times New Roman" w:cs="Times New Roman"/>
-          <w:b/>
-          <w:bCs/>
-          <w:color w:val="EE0000"/>
-          <w:sz w:val="24"/>
-        </w:rPr>
-        <w:t>Fix Grammar, Tense, and Word Choices:</w:t>
-      </w:r>
-    </w:p>
-    <w:p>
-      <w:pPr>
-        <w:numPr>
-          <w:ilvl w:val="1"/>
-          <w:numId w:val="2"/>
-        </w:numPr>
-        <w:rPr>
-          <w:rFonts w:ascii="Times New Roman" w:hAnsi="Times New Roman" w:cs="Times New Roman"/>
-          <w:color w:val="EE0000"/>
-          <w:sz w:val="24"/>
-        </w:rPr>
-      </w:pPr>
-      <w:r>
-        <w:rPr>
-          <w:rFonts w:ascii="Times New Roman" w:hAnsi="Times New Roman" w:cs="Times New Roman"/>
-          <w:i/>
-          <w:iCs/>
-          <w:color w:val="EE0000"/>
-          <w:sz w:val="24"/>
-        </w:rPr>
-        <w:t>The Issue:</w:t>
-      </w:r>
-      <w:r>
-        <w:rPr>
-          <w:rFonts w:ascii="Times New Roman" w:hAnsi="Times New Roman" w:cs="Times New Roman"/>
-          <w:color w:val="EE0000"/>
-          <w:sz w:val="24"/>
-        </w:rPr>
-        <w:t xml:space="preserve"> There are several grammatical slips and awkward phrasings throughout the draft (e.g., </w:t>
-      </w:r>
-      <w:r>
-        <w:rPr>
-          <w:rFonts w:ascii="Times New Roman" w:hAnsi="Times New Roman" w:cs="Times New Roman"/>
-          <w:i/>
-          <w:iCs/>
-          <w:color w:val="EE0000"/>
-          <w:sz w:val="24"/>
-        </w:rPr>
-        <w:t>"volunteer about classify,"</w:t>
-      </w:r>
-      <w:r>
-        <w:rPr>
-          <w:rFonts w:ascii="Times New Roman" w:hAnsi="Times New Roman" w:cs="Times New Roman"/>
-          <w:color w:val="EE0000"/>
-          <w:sz w:val="24"/>
-        </w:rPr>
-        <w:t xml:space="preserve"> </w:t>
-      </w:r>
-      <w:r>
-        <w:rPr>
-          <w:rFonts w:ascii="Times New Roman" w:hAnsi="Times New Roman" w:cs="Times New Roman"/>
-          <w:i/>
-          <w:iCs/>
-          <w:color w:val="EE0000"/>
-          <w:sz w:val="24"/>
-        </w:rPr>
-        <w:t>"play an instructor,"</w:t>
-      </w:r>
-      <w:r>
-        <w:rPr>
-          <w:rFonts w:ascii="Times New Roman" w:hAnsi="Times New Roman" w:cs="Times New Roman"/>
-          <w:color w:val="EE0000"/>
-          <w:sz w:val="24"/>
-        </w:rPr>
-        <w:t xml:space="preserve"> </w:t>
-      </w:r>
-      <w:r>
-        <w:rPr>
-          <w:rFonts w:ascii="Times New Roman" w:hAnsi="Times New Roman" w:cs="Times New Roman"/>
-          <w:i/>
-          <w:iCs/>
-          <w:color w:val="EE0000"/>
-          <w:sz w:val="24"/>
-        </w:rPr>
-        <w:t>"many recyclable resource are wasted"</w:t>
-      </w:r>
-      <w:r>
-        <w:rPr>
-          <w:rFonts w:ascii="Times New Roman" w:hAnsi="Times New Roman" w:cs="Times New Roman"/>
-          <w:color w:val="EE0000"/>
-          <w:sz w:val="24"/>
-        </w:rPr>
-        <w:t>).</w:t>
-      </w:r>
-    </w:p>
-    <w:p>
-      <w:pPr>
-        <w:numPr>
-          <w:ilvl w:val="1"/>
-          <w:numId w:val="2"/>
-        </w:numPr>
-        <w:rPr>
-          <w:rFonts w:ascii="Times New Roman" w:hAnsi="Times New Roman" w:cs="Times New Roman"/>
-          <w:color w:val="EE0000"/>
-          <w:sz w:val="24"/>
-        </w:rPr>
-      </w:pPr>
-      <w:r>
-        <w:rPr>
-          <w:rFonts w:ascii="Times New Roman" w:hAnsi="Times New Roman" w:cs="Times New Roman"/>
-          <w:i/>
-          <w:iCs/>
-          <w:color w:val="EE0000"/>
-          <w:sz w:val="24"/>
-        </w:rPr>
-        <w:lastRenderedPageBreak/>
-        <w:t>The Fix:</w:t>
-      </w:r>
-      <w:r>
-        <w:rPr>
-          <w:rFonts w:ascii="Times New Roman" w:hAnsi="Times New Roman" w:cs="Times New Roman"/>
-          <w:color w:val="EE0000"/>
-          <w:sz w:val="24"/>
-        </w:rPr>
-        <w:t xml:space="preserve"> We need to clean up the grammar while keeping the tone natural. Instead of saying you "played an instructor," you can say you </w:t>
-      </w:r>
-      <w:r>
-        <w:rPr>
-          <w:rFonts w:ascii="Times New Roman" w:hAnsi="Times New Roman" w:cs="Times New Roman"/>
-          <w:i/>
-          <w:iCs/>
-          <w:color w:val="EE0000"/>
-          <w:sz w:val="24"/>
-        </w:rPr>
-        <w:t>"served as a volunteer guide"</w:t>
-      </w:r>
-      <w:r>
-        <w:rPr>
-          <w:rFonts w:ascii="Times New Roman" w:hAnsi="Times New Roman" w:cs="Times New Roman"/>
-          <w:color w:val="EE0000"/>
-          <w:sz w:val="24"/>
-        </w:rPr>
-        <w:t xml:space="preserve"> or </w:t>
-      </w:r>
-      <w:r>
-        <w:rPr>
-          <w:rFonts w:ascii="Times New Roman" w:hAnsi="Times New Roman" w:cs="Times New Roman"/>
-          <w:i/>
-          <w:iCs/>
-          <w:color w:val="EE0000"/>
-          <w:sz w:val="24"/>
-        </w:rPr>
-        <w:t>"acted as an educator."</w:t>
-      </w:r>
-      <w:r>
-        <w:rPr>
-          <w:rFonts w:ascii="Times New Roman" w:hAnsi="Times New Roman" w:cs="Times New Roman"/>
-          <w:color w:val="EE0000"/>
-          <w:sz w:val="24"/>
-        </w:rPr>
-        <w:t xml:space="preserve"> Ensure your verbs match the past tense when describing things you already did.</w:t>
-      </w:r>
-    </w:p>
-    <w:p>
-      <w:pPr>
-        <w:numPr>
-          <w:ilvl w:val="0"/>
-          <w:numId w:val="2"/>
-        </w:numPr>
-        <w:rPr>
-          <w:rFonts w:ascii="Times New Roman" w:hAnsi="Times New Roman" w:cs="Times New Roman"/>
-          <w:color w:val="EE0000"/>
-          <w:sz w:val="24"/>
-        </w:rPr>
-      </w:pPr>
-      <w:r>
-        <w:rPr>
-          <w:rFonts w:ascii="Times New Roman" w:hAnsi="Times New Roman" w:cs="Times New Roman"/>
-          <w:b/>
-          <w:bCs/>
-          <w:color w:val="EE0000"/>
-          <w:sz w:val="24"/>
-        </w:rPr>
-        <w:t>Condense the Environmental Explanation:</w:t>
-      </w:r>
-    </w:p>
-    <w:p>
-      <w:pPr>
-        <w:numPr>
-          <w:ilvl w:val="1"/>
-          <w:numId w:val="2"/>
-        </w:numPr>
-        <w:rPr>
-          <w:rFonts w:ascii="Times New Roman" w:hAnsi="Times New Roman" w:cs="Times New Roman"/>
-          <w:color w:val="EE0000"/>
-          <w:sz w:val="24"/>
-        </w:rPr>
-      </w:pPr>
-      <w:r>
-        <w:rPr>
-          <w:rFonts w:ascii="Times New Roman" w:hAnsi="Times New Roman" w:cs="Times New Roman"/>
-          <w:i/>
-          <w:iCs/>
-          <w:color w:val="EE0000"/>
-          <w:sz w:val="24"/>
-        </w:rPr>
-        <w:t>The Issue:</w:t>
-      </w:r>
-      <w:r>
-        <w:rPr>
-          <w:rFonts w:ascii="Times New Roman" w:hAnsi="Times New Roman" w:cs="Times New Roman"/>
-          <w:color w:val="EE0000"/>
-          <w:sz w:val="24"/>
-        </w:rPr>
-        <w:t xml:space="preserve"> The middle section spends a lot of words explaining why garbage burning is bad (</w:t>
-      </w:r>
-      <w:r>
-        <w:rPr>
-          <w:rFonts w:ascii="Times New Roman" w:hAnsi="Times New Roman" w:cs="Times New Roman"/>
-          <w:i/>
-          <w:iCs/>
-          <w:color w:val="EE0000"/>
-          <w:sz w:val="24"/>
-        </w:rPr>
-        <w:t>"the sky will become black, and the air is bad"</w:t>
-      </w:r>
-      <w:r>
-        <w:rPr>
-          <w:rFonts w:ascii="Times New Roman" w:hAnsi="Times New Roman" w:cs="Times New Roman"/>
-          <w:color w:val="EE0000"/>
-          <w:sz w:val="24"/>
-        </w:rPr>
-        <w:t xml:space="preserve">). UC admissions officers already know why pollution is bad; they want to focus on </w:t>
-      </w:r>
-      <w:r>
-        <w:rPr>
-          <w:rFonts w:ascii="Times New Roman" w:hAnsi="Times New Roman" w:cs="Times New Roman"/>
-          <w:i/>
-          <w:iCs/>
-          <w:color w:val="EE0000"/>
-          <w:sz w:val="24"/>
-        </w:rPr>
-        <w:t>your actions</w:t>
-      </w:r>
-      <w:r>
-        <w:rPr>
-          <w:rFonts w:ascii="Times New Roman" w:hAnsi="Times New Roman" w:cs="Times New Roman"/>
-          <w:color w:val="EE0000"/>
-          <w:sz w:val="24"/>
-        </w:rPr>
-        <w:t>.</w:t>
-      </w:r>
-    </w:p>
-    <w:p>
-      <w:pPr>
-        <w:numPr>
-          <w:ilvl w:val="1"/>
-          <w:numId w:val="2"/>
-        </w:numPr>
-        <w:rPr>
-          <w:rFonts w:ascii="Times New Roman" w:hAnsi="Times New Roman" w:cs="Times New Roman"/>
-          <w:color w:val="EE0000"/>
-          <w:sz w:val="24"/>
-        </w:rPr>
-      </w:pPr>
-      <w:r>
-        <w:rPr>
-          <w:rFonts w:ascii="Times New Roman" w:hAnsi="Times New Roman" w:cs="Times New Roman"/>
-          <w:i/>
-          <w:iCs/>
-          <w:color w:val="EE0000"/>
-          <w:sz w:val="24"/>
-        </w:rPr>
-        <w:t>The Fix:</w:t>
-      </w:r>
-      <w:r>
-        <w:rPr>
-          <w:rFonts w:ascii="Times New Roman" w:hAnsi="Times New Roman" w:cs="Times New Roman"/>
-          <w:color w:val="EE0000"/>
-          <w:sz w:val="24"/>
-        </w:rPr>
-        <w:t xml:space="preserve"> Shorten the lecture on climate change. Summarize the environmental impact in one quick sentence so you have more room to talk about how you interacted with your neighbors.</w:t>
-      </w:r>
-    </w:p>
-    <w:p>
-      <w:pPr>
-        <w:numPr>
-          <w:ilvl w:val="0"/>
-          <w:numId w:val="2"/>
-        </w:numPr>
-        <w:rPr>
-          <w:rFonts w:ascii="Times New Roman" w:hAnsi="Times New Roman" w:cs="Times New Roman"/>
-          <w:color w:val="EE0000"/>
-          <w:sz w:val="24"/>
-        </w:rPr>
-      </w:pPr>
-      <w:r>
-        <w:rPr>
-          <w:rFonts w:ascii="Times New Roman" w:hAnsi="Times New Roman" w:cs="Times New Roman"/>
-          <w:b/>
-          <w:bCs/>
-          <w:color w:val="EE0000"/>
-          <w:sz w:val="24"/>
-        </w:rPr>
-        <w:t>Show, Don’t Tell, the Policy Impact:</w:t>
-      </w:r>
-    </w:p>
-    <w:p>
-      <w:pPr>
-        <w:numPr>
-          <w:ilvl w:val="1"/>
-          <w:numId w:val="2"/>
-        </w:numPr>
-        <w:rPr>
-          <w:rFonts w:ascii="Times New Roman" w:hAnsi="Times New Roman" w:cs="Times New Roman"/>
-          <w:color w:val="EE0000"/>
-          <w:sz w:val="24"/>
-        </w:rPr>
-      </w:pPr>
-      <w:r>
-        <w:rPr>
-          <w:rFonts w:ascii="Times New Roman" w:hAnsi="Times New Roman" w:cs="Times New Roman"/>
-          <w:i/>
-          <w:iCs/>
-          <w:color w:val="EE0000"/>
-          <w:sz w:val="24"/>
-        </w:rPr>
-        <w:t>The Issue:</w:t>
-      </w:r>
-      <w:r>
-        <w:rPr>
-          <w:rFonts w:ascii="Times New Roman" w:hAnsi="Times New Roman" w:cs="Times New Roman"/>
-          <w:color w:val="EE0000"/>
-          <w:sz w:val="24"/>
-        </w:rPr>
-        <w:t xml:space="preserve"> Mentioning </w:t>
-      </w:r>
-      <w:r>
-        <w:rPr>
-          <w:rFonts w:ascii="Times New Roman" w:hAnsi="Times New Roman" w:cs="Times New Roman"/>
-          <w:i/>
-          <w:iCs/>
-          <w:color w:val="EE0000"/>
-          <w:sz w:val="24"/>
-        </w:rPr>
-        <w:t>"the country's policies are truly implemented"</w:t>
-      </w:r>
-      <w:r>
-        <w:rPr>
-          <w:rFonts w:ascii="Times New Roman" w:hAnsi="Times New Roman" w:cs="Times New Roman"/>
-          <w:color w:val="EE0000"/>
-          <w:sz w:val="24"/>
-        </w:rPr>
-        <w:t xml:space="preserve"> sounds a bit like reading from a official textbook rather than a student essay.</w:t>
-      </w:r>
-    </w:p>
-    <w:p>
-      <w:pPr>
-        <w:numPr>
-          <w:ilvl w:val="1"/>
-          <w:numId w:val="2"/>
-        </w:numPr>
-        <w:rPr>
-          <w:rFonts w:ascii="Times New Roman" w:hAnsi="Times New Roman" w:cs="Times New Roman"/>
-          <w:color w:val="EE0000"/>
-          <w:sz w:val="24"/>
-        </w:rPr>
-      </w:pPr>
-      <w:r>
-        <w:rPr>
-          <w:rFonts w:ascii="Times New Roman" w:hAnsi="Times New Roman" w:cs="Times New Roman"/>
-          <w:i/>
-          <w:iCs/>
-          <w:color w:val="EE0000"/>
-          <w:sz w:val="24"/>
-        </w:rPr>
-        <w:t>The Fix:</w:t>
-      </w:r>
-      <w:r>
-        <w:rPr>
-          <w:rFonts w:ascii="Times New Roman" w:hAnsi="Times New Roman" w:cs="Times New Roman"/>
-          <w:color w:val="EE0000"/>
-          <w:sz w:val="24"/>
-        </w:rPr>
-        <w:t xml:space="preserve"> Frame this through your local neighborhood perspective. Show that by helping your neighbors adopt these habits, you were helping your micro-community bridge the gap between regional environmental goals and daily execution.</w:t>
-      </w:r>
-    </w:p>
-    <w:p>
-      <w:pPr>
-        <w:rPr>
-          <w:rFonts w:ascii="Times New Roman" w:hAnsi="Times New Roman" w:cs="Times New Roman"/>
-          <w:sz w:val="24"/>
-        </w:rPr>
-      </w:pPr>
-    </w:p>
-    <w:p/>
     <w:sectPr>
       <w:pgSz w:w="11906" w:h="16838"/>
       <w:pgMar w:top="1440" w:right="1800" w:bottom="1440" w:left="1800" w:header="851" w:footer="992" w:gutter="0"/>
@@ -1301,7 +747,7 @@
   <w:style w:type="paragraph" w:default="1" w:styleId="a">
     <w:name w:val="Normal"/>
     <w:qFormat/>
-    <w:rsid w:val="00851FBA"/>
+    <w:rsid w:val="00D450B6"/>
     <w:pPr>
       <w:widowControl w:val="0"/>
     </w:pPr>
